--- a/Ata de Reunião.docx
+++ b/Ata de Reunião.docx
@@ -50,19 +50,74 @@
         <w:rPr>
           <w:b/>
         </w:rPr>
-        <w:t>Tombamento</w:t>
-      </w:r>
+        <w:t xml:space="preserve">Tombamento </w:t>
+      </w:r>
+      <w:proofErr w:type="spellStart"/>
+      <w:r>
+        <w:rPr>
+          <w:b/>
+        </w:rPr>
+        <w:t>Integration</w:t>
+      </w:r>
+      <w:proofErr w:type="spellEnd"/>
       <w:r>
         <w:rPr>
           <w:b/>
         </w:rPr>
         <w:t xml:space="preserve"> </w:t>
       </w:r>
+      <w:r>
+        <w:rPr>
+          <w:b/>
+        </w:rPr>
+        <w:t>Tools</w:t>
+      </w:r>
+      <w:r>
+        <w:rPr>
+          <w:b/>
+        </w:rPr>
+        <w:t xml:space="preserve"> para o Novo Portal de Credenciais e Utilização do </w:t>
+      </w:r>
       <w:proofErr w:type="spellStart"/>
       <w:r>
         <w:rPr>
           <w:b/>
         </w:rPr>
+        <w:t>Vault</w:t>
+      </w:r>
+      <w:proofErr w:type="spellEnd"/>
+      <w:r>
+        <w:t xml:space="preserve">". </w:t>
+      </w:r>
+    </w:p>
+    <w:p>
+      <w:pPr>
+        <w:jc w:val="both"/>
+      </w:pPr>
+      <w:r>
+        <w:t>Durante a reunião, foram abordados os seguintes pontos:</w:t>
+      </w:r>
+    </w:p>
+    <w:p>
+      <w:pPr>
+        <w:jc w:val="both"/>
+      </w:pPr>
+    </w:p>
+    <w:p>
+      <w:pPr>
+        <w:jc w:val="both"/>
+      </w:pPr>
+      <w:r>
+        <w:rPr>
+          <w:b/>
+        </w:rPr>
+        <w:t>1. Tombamento do "</w:t>
+      </w:r>
+      <w:proofErr w:type="spellStart"/>
+      <w:r>
+        <w:rPr>
+          <w:b/>
+        </w:rPr>
         <w:t>Integration</w:t>
       </w:r>
       <w:proofErr w:type="spellEnd"/>
@@ -70,230 +125,158 @@
         <w:rPr>
           <w:b/>
         </w:rPr>
+        <w:t xml:space="preserve"> Tools"</w:t>
+      </w:r>
+      <w:r>
+        <w:rPr>
+          <w:b/>
+        </w:rPr>
+        <w:t>:</w:t>
+      </w:r>
+      <w:r>
+        <w:t xml:space="preserve"> Foi destacada a extrema importância de realizar o tombamento do "</w:t>
+      </w:r>
+      <w:proofErr w:type="spellStart"/>
+      <w:r>
+        <w:t>Integration</w:t>
+      </w:r>
+      <w:proofErr w:type="spellEnd"/>
+      <w:r>
+        <w:t xml:space="preserve"> Tools" devido às suas falhas de segurança. Essas falhas foram identificadas e podem causar problemas significativos para o banco. A necessidade de </w:t>
+      </w:r>
+      <w:r>
+        <w:rPr>
+          <w:b/>
+        </w:rPr>
+        <w:t>mitigar</w:t>
+      </w:r>
+      <w:r>
+        <w:t xml:space="preserve"> essas vulnerabilidades foi ressaltada.</w:t>
+      </w:r>
+    </w:p>
+    <w:p>
+      <w:pPr>
+        <w:jc w:val="both"/>
+      </w:pPr>
+    </w:p>
+    <w:p>
+      <w:pPr>
+        <w:jc w:val="both"/>
+      </w:pPr>
+      <w:r>
+        <w:rPr>
+          <w:b/>
+        </w:rPr>
+        <w:t>2. Novo Portal de Credenciais:</w:t>
+      </w:r>
+      <w:r>
+        <w:t xml:space="preserve"> O novo “</w:t>
+      </w:r>
+      <w:r>
+        <w:rPr>
+          <w:b/>
+        </w:rPr>
+        <w:t>Portal de Credenciais</w:t>
+      </w:r>
+      <w:r>
+        <w:t>” foi desenvolvido para mitigar as vulnerabilidades do "</w:t>
+      </w:r>
+      <w:proofErr w:type="spellStart"/>
+      <w:r>
+        <w:rPr>
+          <w:b/>
+        </w:rPr>
+        <w:t>Integration</w:t>
+      </w:r>
+      <w:proofErr w:type="spellEnd"/>
+      <w:r>
+        <w:rPr>
+          <w:b/>
+        </w:rPr>
+        <w:t xml:space="preserve"> Tools</w:t>
+      </w:r>
+      <w:r>
+        <w:t>". O novo portal deve permanecer com as mesmas funcionalidades atualmente disponíveis, a fim de evitar impactos negativos no legado e no processo de desenvolvimento das aplicações do banco (bem-estar desenvolvedores).</w:t>
+      </w:r>
+    </w:p>
+    <w:p>
+      <w:pPr>
+        <w:jc w:val="both"/>
+        <w:rPr>
+          <w:b/>
+        </w:rPr>
+      </w:pPr>
+    </w:p>
+    <w:p>
+      <w:pPr>
+        <w:jc w:val="both"/>
+      </w:pPr>
+      <w:r>
+        <w:rPr>
+          <w:b/>
+        </w:rPr>
+        <w:t>3. Compatibilidade com Melhores Práticas e Impacto nos Projetos em Desenvolvimento</w:t>
+      </w:r>
+      <w:r>
+        <w:t xml:space="preserve">: </w:t>
+      </w:r>
+      <w:r>
+        <w:t xml:space="preserve">E de conhecimento que </w:t>
+      </w:r>
+      <w:r>
+        <w:t xml:space="preserve">algumas funcionalidades não estão alinhadas com as melhores práticas de segurança. Reforçamos que essas funcionalidades, que atualmente não são compatíveis com as melhores práticas, serão </w:t>
+      </w:r>
+      <w:r>
+        <w:t>necessárias</w:t>
+      </w:r>
+      <w:r>
+        <w:t xml:space="preserve"> durante o período de desativação d</w:t>
+      </w:r>
+      <w:r>
+        <w:t xml:space="preserve">o </w:t>
+      </w:r>
+      <w:proofErr w:type="spellStart"/>
+      <w:r>
+        <w:rPr>
+          <w:b/>
+        </w:rPr>
+        <w:t>Integration</w:t>
+      </w:r>
+      <w:proofErr w:type="spellEnd"/>
+      <w:r>
+        <w:rPr>
+          <w:b/>
+        </w:rPr>
+        <w:t xml:space="preserve"> Tools</w:t>
+      </w:r>
+      <w:r>
+        <w:t>.</w:t>
+      </w:r>
+      <w:r>
         <w:t xml:space="preserve"> </w:t>
       </w:r>
       <w:r>
-        <w:rPr>
-          <w:b/>
-        </w:rPr>
-        <w:t>Tools</w:t>
-      </w:r>
-      <w:r>
-        <w:rPr>
-          <w:b/>
-        </w:rPr>
-        <w:t xml:space="preserve"> para o Novo Portal de Credenciais e Utilização do </w:t>
+        <w:t>Isso se deve à necessidade de evitar impactos nos projetos em desenvolvimento no banco. É importante ressaltar que a adequação das funcionalidades ou até mesmo a desativação</w:t>
+      </w:r>
+      <w:r>
+        <w:t xml:space="preserve"> de algumas funcionalidades, por exemplo, </w:t>
       </w:r>
       <w:proofErr w:type="spellStart"/>
       <w:r>
-        <w:rPr>
-          <w:b/>
-        </w:rPr>
-        <w:t>Vault</w:t>
+        <w:t>owners</w:t>
       </w:r>
       <w:proofErr w:type="spellEnd"/>
       <w:r>
-        <w:t xml:space="preserve">". </w:t>
-      </w:r>
-    </w:p>
-    <w:p>
-      <w:pPr>
-        <w:jc w:val="both"/>
-      </w:pPr>
-      <w:r>
-        <w:t>Durante a reunião, foram abordados os seguintes pontos:</w:t>
-      </w:r>
-    </w:p>
-    <w:p>
-      <w:pPr>
-        <w:jc w:val="both"/>
-      </w:pPr>
-    </w:p>
-    <w:p>
-      <w:pPr>
-        <w:jc w:val="both"/>
-      </w:pPr>
-      <w:r>
-        <w:rPr>
-          <w:b/>
-        </w:rPr>
-        <w:t>1. Tombamento do "</w:t>
-      </w:r>
-      <w:proofErr w:type="spellStart"/>
-      <w:r>
-        <w:rPr>
-          <w:b/>
-        </w:rPr>
-        <w:t>Integration</w:t>
-      </w:r>
-      <w:proofErr w:type="spellEnd"/>
-      <w:r>
-        <w:rPr>
-          <w:b/>
-        </w:rPr>
-        <w:t xml:space="preserve"> Tools"</w:t>
-      </w:r>
-      <w:r>
-        <w:rPr>
-          <w:b/>
-        </w:rPr>
-        <w:t>:</w:t>
-      </w:r>
-      <w:r>
-        <w:t xml:space="preserve"> Foi destacada a extrema importância de realizar o tombamento do "</w:t>
-      </w:r>
-      <w:proofErr w:type="spellStart"/>
-      <w:r>
-        <w:t>Integration</w:t>
-      </w:r>
-      <w:proofErr w:type="spellEnd"/>
-      <w:r>
-        <w:t xml:space="preserve"> Tools" devido às suas falhas de segurança. Essas falhas foram identificadas </w:t>
-      </w:r>
-      <w:r>
-        <w:t xml:space="preserve">e podem </w:t>
-      </w:r>
-      <w:r>
-        <w:t>causar</w:t>
+        <w:t xml:space="preserve">, </w:t>
+      </w:r>
+      <w:r>
+        <w:t>exigirá um esforço conjunto. Nosso objetivo é reduzir os impactos</w:t>
       </w:r>
       <w:r>
         <w:t xml:space="preserve"> </w:t>
       </w:r>
       <w:r>
-        <w:t xml:space="preserve">problemas significativos para o banco. A necessidade de </w:t>
-      </w:r>
-      <w:r>
-        <w:rPr>
-          <w:b/>
-        </w:rPr>
-        <w:t>mitigar</w:t>
-      </w:r>
-      <w:r>
-        <w:t xml:space="preserve"> essas vulnerabilidades foi ressaltada.</w:t>
-      </w:r>
-    </w:p>
-    <w:p>
-      <w:pPr>
-        <w:jc w:val="both"/>
-      </w:pPr>
-    </w:p>
-    <w:p>
-      <w:pPr>
-        <w:jc w:val="both"/>
-      </w:pPr>
-      <w:r>
-        <w:rPr>
-          <w:b/>
-        </w:rPr>
-        <w:t>2. Novo Portal de Credenciais:</w:t>
-      </w:r>
-      <w:r>
-        <w:t xml:space="preserve"> </w:t>
-      </w:r>
-      <w:r>
-        <w:t>O n</w:t>
-      </w:r>
-      <w:r>
-        <w:t xml:space="preserve">ovo </w:t>
-      </w:r>
-      <w:r>
-        <w:t>“</w:t>
-      </w:r>
-      <w:r>
-        <w:rPr>
-          <w:b/>
-        </w:rPr>
-        <w:t>Portal de Credenciais</w:t>
-      </w:r>
-      <w:r>
-        <w:t xml:space="preserve">” foi desenvolvido </w:t>
-      </w:r>
-      <w:r>
-        <w:t>para mitigar as vulnerabilidades do "</w:t>
-      </w:r>
-      <w:proofErr w:type="spellStart"/>
-      <w:r>
-        <w:rPr>
-          <w:b/>
-        </w:rPr>
-        <w:t>Integration</w:t>
-      </w:r>
-      <w:proofErr w:type="spellEnd"/>
-      <w:r>
-        <w:rPr>
-          <w:b/>
-        </w:rPr>
-        <w:t xml:space="preserve"> Tools</w:t>
-      </w:r>
-      <w:r>
-        <w:t xml:space="preserve">". O novo portal deve </w:t>
-      </w:r>
-      <w:r>
-        <w:t xml:space="preserve">permanecer com </w:t>
-      </w:r>
-      <w:r>
-        <w:t>as mesmas funcionalidades atualmente disponíveis, a fim de evitar im</w:t>
-      </w:r>
-      <w:r>
-        <w:t xml:space="preserve">pactos negativos no legado </w:t>
-      </w:r>
-      <w:r>
-        <w:t xml:space="preserve">e no </w:t>
-      </w:r>
-      <w:r>
-        <w:t xml:space="preserve">processo de </w:t>
-      </w:r>
-      <w:r>
-        <w:t>desenvolv</w:t>
-      </w:r>
-      <w:r>
-        <w:t xml:space="preserve">imento das aplicações do </w:t>
-      </w:r>
-      <w:r>
-        <w:t>banco</w:t>
-      </w:r>
-      <w:r>
-        <w:t xml:space="preserve"> (bem-estar desenvolvedores)</w:t>
-      </w:r>
-      <w:r>
-        <w:t>.</w:t>
-      </w:r>
-    </w:p>
-    <w:p>
-      <w:pPr>
-        <w:jc w:val="both"/>
-      </w:pPr>
-    </w:p>
-    <w:p>
-      <w:pPr>
-        <w:jc w:val="both"/>
-      </w:pPr>
-      <w:r>
-        <w:rPr>
-          <w:b/>
-        </w:rPr>
-        <w:t>3. Compatibilidade com Melhores Práticas:</w:t>
-      </w:r>
-      <w:r>
-        <w:t xml:space="preserve"> Ficou evident</w:t>
-      </w:r>
-      <w:r>
-        <w:t xml:space="preserve">e que </w:t>
-      </w:r>
-      <w:r>
-        <w:t>algumas</w:t>
-      </w:r>
-      <w:r>
-        <w:t xml:space="preserve"> funcionalidades </w:t>
-      </w:r>
-      <w:r>
-        <w:t xml:space="preserve">não estão alinhadas com as melhores práticas de segurança. </w:t>
-      </w:r>
-      <w:r>
-        <w:t>Foi discutido que</w:t>
-      </w:r>
-      <w:r>
-        <w:t xml:space="preserve"> essas funcionalidades devem ser revistas e, se necessário, ajustadas para se alinharem às diretrizes de segurança.</w:t>
+        <w:t>para garantir um processo tranquilo de transição.</w:t>
       </w:r>
     </w:p>
     <w:p>
@@ -506,18 +489,8 @@
           <w:t>https://developer.hashicorp.com/vault/docs/what-is-vault</w:t>
         </w:r>
       </w:hyperlink>
-    </w:p>
-    <w:p>
-      <w:pPr>
-        <w:jc w:val="both"/>
-      </w:pPr>
       <w:bookmarkStart w:id="0" w:name="_GoBack"/>
       <w:bookmarkEnd w:id="0"/>
-    </w:p>
-    <w:p>
-      <w:pPr>
-        <w:jc w:val="both"/>
-      </w:pPr>
     </w:p>
     <w:sectPr>
       <w:pgSz w:w="11906" w:h="16838"/>
@@ -922,6 +895,7 @@
   <w:style w:type="paragraph" w:default="1" w:styleId="Normal">
     <w:name w:val="Normal"/>
     <w:qFormat/>
+    <w:rsid w:val="00D35532"/>
   </w:style>
   <w:style w:type="character" w:default="1" w:styleId="Fontepargpadro">
     <w:name w:val="Default Paragraph Font"/>
@@ -1241,7 +1215,7 @@
 </file>
 
 <file path=customXml/itemProps1.xml><?xml version="1.0" encoding="utf-8"?>
-<ds:datastoreItem xmlns:ds="http://schemas.openxmlformats.org/officeDocument/2006/customXml" ds:itemID="{7EEAEB11-0D96-4376-AB22-DB8956B5CE35}">
+<ds:datastoreItem xmlns:ds="http://schemas.openxmlformats.org/officeDocument/2006/customXml" ds:itemID="{1E4D9CD1-2764-497F-8180-8B54A891AB63}">
   <ds:schemaRefs>
     <ds:schemaRef ds:uri="http://schemas.openxmlformats.org/officeDocument/2006/bibliography"/>
   </ds:schemaRefs>
